--- a/document/HC物联网大华门禁配置指南(网关).docx
+++ b/document/HC物联网大华门禁配置指南(网关).docx
@@ -242,8 +242,6 @@
         </w:rPr>
         <w:t>视频教程 https://www.bilibili.com/video/BV1HRmSYKEJ5/?vd_source=1129535056a7e5a086c2e24dc39ef7d2</w:t>
       </w:r>
-      <w:bookmarkStart w:id="0" w:name="_GoBack"/>
-      <w:bookmarkEnd w:id="0"/>
     </w:p>
     <w:p>
       <w:pPr>
@@ -1681,6 +1679,8 @@
         </w:rPr>
         <w:t>员工上传人脸</w:t>
       </w:r>
+      <w:bookmarkStart w:id="0" w:name="_GoBack"/>
+      <w:bookmarkEnd w:id="0"/>
     </w:p>
     <w:p>
       <w:pPr>
